--- a/backend/src/main/resources/plantillas/ActaDevolucion.docx
+++ b/backend/src/main/resources/plantillas/ActaDevolucion.docx
@@ -1,6 +1,6 @@
 
 <file path=word/document.xml><?xml version="1.0" encoding="utf-8"?>
-<w:document xmlns:wpc="http://schemas.microsoft.com/office/word/2010/wordprocessingCanvas" xmlns:cx="http://schemas.microsoft.com/office/drawing/2014/chartex" xmlns:cx1="http://schemas.microsoft.com/office/drawing/2015/9/8/chartex" xmlns:cx2="http://schemas.microsoft.com/office/drawing/2015/10/21/chartex" xmlns:cx3="http://schemas.microsoft.com/office/drawing/2016/5/9/chartex" xmlns:cx4="http://schemas.microsoft.com/office/drawing/2016/5/10/chartex" xmlns:cx5="http://schemas.microsoft.com/office/drawing/2016/5/11/chartex" xmlns:cx6="http://schemas.microsoft.com/office/drawing/2016/5/12/chartex" xmlns:cx7="http://schemas.microsoft.com/office/drawing/2016/5/13/chartex" xmlns:cx8="http://schemas.microsoft.com/office/drawing/2016/5/14/chartex" xmlns:mc="http://schemas.openxmlformats.org/markup-compatibility/2006" xmlns:aink="http://schemas.microsoft.com/office/drawing/2016/ink" xmlns:am3d="http://schemas.microsoft.com/office/drawing/2017/model3d" xmlns:o="urn:schemas-microsoft-com:office:office" xmlns:oel="http://schemas.microsoft.com/office/2019/extlst" xmlns:r="http://schemas.openxmlformats.org/officeDocument/2006/relationships" xmlns:m="http://schemas.openxmlformats.org/officeDocument/2006/math" xmlns:v="urn:schemas-microsoft-com:vml" xmlns:wp14="http://schemas.microsoft.com/office/word/2010/wordprocessingDrawing" xmlns:wp="http://schemas.openxmlformats.org/drawingml/2006/wordprocessingDrawing" xmlns:w10="urn:schemas-microsoft-com:office:word" xmlns:w="http://schemas.openxmlformats.org/wordprocessingml/2006/main" xmlns:w14="http://schemas.microsoft.com/office/word/2010/wordml" xmlns:w15="http://schemas.microsoft.com/office/word/2012/wordml" xmlns:w16cei="http://schemas.microsoft.com/office/word/2026/wordml/cei" xmlns:w16cex="http://schemas.microsoft.com/office/word/2018/wordml/cex" xmlns:w16cid="http://schemas.microsoft.com/office/word/2016/wordml/cid" xmlns:w16="http://schemas.microsoft.com/office/word/2018/wordml" xmlns:w16du="http://schemas.microsoft.com/office/word/2023/wordml/word16du" xmlns:w16sdtdh="http://schemas.microsoft.com/office/word/2020/wordml/sdtdatahash" xmlns:w16sdtfl="http://schemas.microsoft.com/office/word/2024/wordml/sdtformatlock" xmlns:w16se="http://schemas.microsoft.com/office/word/2015/wordml/symex" xmlns:wpg="http://schemas.microsoft.com/office/word/2010/wordprocessingGroup" xmlns:wpi="http://schemas.microsoft.com/office/word/2010/wordprocessingInk" xmlns:wne="http://schemas.microsoft.com/office/word/2006/wordml" xmlns:wps="http://schemas.microsoft.com/office/word/2010/wordprocessingShape" mc:Ignorable="w14 w15 w16se w16cid w16 w16cex w16sdtdh w16sdtfl w16du wp14">
+<w:document xmlns:wpc="http://schemas.microsoft.com/office/word/2010/wordprocessingCanvas" xmlns:cx="http://schemas.microsoft.com/office/drawing/2014/chartex" xmlns:cx1="http://schemas.microsoft.com/office/drawing/2015/9/8/chartex" xmlns:cx2="http://schemas.microsoft.com/office/drawing/2015/10/21/chartex" xmlns:cx3="http://schemas.microsoft.com/office/drawing/2016/5/9/chartex" xmlns:cx4="http://schemas.microsoft.com/office/drawing/2016/5/10/chartex" xmlns:cx5="http://schemas.microsoft.com/office/drawing/2016/5/11/chartex" xmlns:cx6="http://schemas.microsoft.com/office/drawing/2016/5/12/chartex" xmlns:cx7="http://schemas.microsoft.com/office/drawing/2016/5/13/chartex" xmlns:cx8="http://schemas.microsoft.com/office/drawing/2016/5/14/chartex" xmlns:mc="http://schemas.openxmlformats.org/markup-compatibility/2006" xmlns:aink="http://schemas.microsoft.com/office/drawing/2016/ink" xmlns:am3d="http://schemas.microsoft.com/office/drawing/2017/model3d" xmlns:o="urn:schemas-microsoft-com:office:office" xmlns:oel="http://schemas.microsoft.com/office/2019/extlst" xmlns:r="http://schemas.openxmlformats.org/officeDocument/2006/relationships" xmlns:m="http://schemas.openxmlformats.org/officeDocument/2006/math" xmlns:v="urn:schemas-microsoft-com:vml" xmlns:wp14="http://schemas.microsoft.com/office/word/2010/wordprocessingDrawing" xmlns:wp="http://schemas.openxmlformats.org/drawingml/2006/wordprocessingDrawing" xmlns:w10="urn:schemas-microsoft-com:office:word" xmlns:w="http://schemas.openxmlformats.org/wordprocessingml/2006/main" xmlns:w14="http://schemas.microsoft.com/office/word/2010/wordml" xmlns:w15="http://schemas.microsoft.com/office/word/2012/wordml" xmlns:w16cex="http://schemas.microsoft.com/office/word/2018/wordml/cex" xmlns:w16cid="http://schemas.microsoft.com/office/word/2016/wordml/cid" xmlns:w16="http://schemas.microsoft.com/office/word/2018/wordml" xmlns:w16du="http://schemas.microsoft.com/office/word/2023/wordml/word16du" xmlns:w16sdtdh="http://schemas.microsoft.com/office/word/2020/wordml/sdtdatahash" xmlns:w16sdtfl="http://schemas.microsoft.com/office/word/2024/wordml/sdtformatlock" xmlns:w16se="http://schemas.microsoft.com/office/word/2015/wordml/symex" xmlns:wpg="http://schemas.microsoft.com/office/word/2010/wordprocessingGroup" xmlns:wpi="http://schemas.microsoft.com/office/word/2010/wordprocessingInk" xmlns:wne="http://schemas.microsoft.com/office/word/2006/wordml" xmlns:wps="http://schemas.microsoft.com/office/word/2010/wordprocessingShape" mc:Ignorable="w14 w15 w16se w16cid w16 w16cex w16sdtdh w16sdtfl w16du wp14">
   <w:body>
     <w:tbl>
       <w:tblPr>
@@ -62,7 +62,7 @@
                 <v:shape id="_x0000_i1025" type="#_x0000_t75" style="width:114.6pt;height:33pt" o:ole="">
                   <v:imagedata r:id="rId11" o:title=""/>
                 </v:shape>
-                <o:OLEObject Type="Embed" ProgID="PBrush" ShapeID="_x0000_i1025" DrawAspect="Content" ObjectID="_1847367278" r:id="rId12"/>
+                <o:OLEObject Type="Embed" ProgID="PBrush" ShapeID="_x0000_i1025" DrawAspect="Content" ObjectID="_1849932478" r:id="rId12"/>
               </w:object>
             </w:r>
           </w:p>
@@ -585,14 +585,12 @@
           <w:p>
             <w:pPr>
               <w:rPr>
-                <w:rFonts w:ascii="Arial Narrow" w:hAnsi="Arial Narrow"/>
                 <w:sz w:val="20"/>
                 <w:szCs w:val="20"/>
               </w:rPr>
             </w:pPr>
             <w:r>
               <w:rPr>
-                <w:rFonts w:ascii="Arial Narrow" w:hAnsi="Arial Narrow" w:cs="Arial"/>
                 <w:bCs/>
                 <w:sz w:val="22"/>
                 <w:szCs w:val="22"/>
@@ -608,7 +606,6 @@
             </w:r>
             <w:r>
               <w:rPr>
-                <w:rFonts w:ascii="Arial Narrow" w:hAnsi="Arial Narrow" w:cs="Arial"/>
                 <w:bCs/>
                 <w:sz w:val="22"/>
                 <w:szCs w:val="22"/>
@@ -617,15 +614,13 @@
             </w:r>
             <w:r>
               <w:rPr>
-                <w:rFonts w:ascii="Arial Narrow" w:hAnsi="Arial Narrow" w:cs="Arial"/>
-                <w:bCs/>
-                <w:sz w:val="22"/>
-                <w:szCs w:val="22"/>
-              </w:rPr>
-            </w:r>
-            <w:r>
-              <w:rPr>
-                <w:rFonts w:ascii="Arial Narrow" w:hAnsi="Arial Narrow" w:cs="Arial"/>
+                <w:bCs/>
+                <w:sz w:val="22"/>
+                <w:szCs w:val="22"/>
+              </w:rPr>
+            </w:r>
+            <w:r>
+              <w:rPr>
                 <w:bCs/>
                 <w:sz w:val="22"/>
                 <w:szCs w:val="22"/>
@@ -634,7 +629,6 @@
             </w:r>
             <w:r>
               <w:rPr>
-                <w:rFonts w:ascii="Arial Narrow" w:hAnsi="Arial Narrow" w:cs="Arial"/>
                 <w:bCs/>
                 <w:sz w:val="22"/>
                 <w:szCs w:val="22"/>
@@ -643,7 +637,6 @@
             </w:r>
             <w:r>
               <w:rPr>
-                <w:rFonts w:ascii="Arial Narrow" w:hAnsi="Arial Narrow" w:cs="Arial"/>
                 <w:bCs/>
                 <w:sz w:val="22"/>
                 <w:szCs w:val="22"/>
@@ -652,7 +645,6 @@
             </w:r>
             <w:r>
               <w:rPr>
-                <w:rFonts w:ascii="Arial Narrow" w:hAnsi="Arial Narrow" w:cs="Arial"/>
                 <w:bCs/>
                 <w:sz w:val="22"/>
                 <w:szCs w:val="22"/>
@@ -661,7 +653,6 @@
             </w:r>
             <w:r>
               <w:rPr>
-                <w:rFonts w:ascii="Arial Narrow" w:hAnsi="Arial Narrow" w:cs="Arial"/>
                 <w:bCs/>
                 <w:sz w:val="22"/>
                 <w:szCs w:val="22"/>
@@ -670,7 +661,6 @@
             </w:r>
             <w:r>
               <w:rPr>
-                <w:rFonts w:ascii="Arial Narrow" w:hAnsi="Arial Narrow" w:cs="Arial"/>
                 <w:bCs/>
                 <w:sz w:val="22"/>
                 <w:szCs w:val="22"/>
@@ -828,7 +818,6 @@
           <w:p>
             <w:pPr>
               <w:rPr>
-                <w:rFonts w:ascii="Arial Narrow" w:hAnsi="Arial Narrow"/>
                 <w:b/>
                 <w:sz w:val="20"/>
                 <w:szCs w:val="20"/>
@@ -836,7 +825,6 @@
             </w:pPr>
             <w:r>
               <w:rPr>
-                <w:rFonts w:ascii="Arial Narrow" w:hAnsi="Arial Narrow" w:cs="Arial"/>
                 <w:bCs/>
                 <w:sz w:val="22"/>
                 <w:szCs w:val="22"/>
@@ -852,7 +840,6 @@
             </w:r>
             <w:r>
               <w:rPr>
-                <w:rFonts w:ascii="Arial Narrow" w:hAnsi="Arial Narrow" w:cs="Arial"/>
                 <w:bCs/>
                 <w:sz w:val="22"/>
                 <w:szCs w:val="22"/>
@@ -861,15 +848,13 @@
             </w:r>
             <w:r>
               <w:rPr>
-                <w:rFonts w:ascii="Arial Narrow" w:hAnsi="Arial Narrow" w:cs="Arial"/>
-                <w:bCs/>
-                <w:sz w:val="22"/>
-                <w:szCs w:val="22"/>
-              </w:rPr>
-            </w:r>
-            <w:r>
-              <w:rPr>
-                <w:rFonts w:ascii="Arial Narrow" w:hAnsi="Arial Narrow" w:cs="Arial"/>
+                <w:bCs/>
+                <w:sz w:val="22"/>
+                <w:szCs w:val="22"/>
+              </w:rPr>
+            </w:r>
+            <w:r>
+              <w:rPr>
                 <w:bCs/>
                 <w:sz w:val="22"/>
                 <w:szCs w:val="22"/>
@@ -879,7 +864,6 @@
             <w:bookmarkStart w:id="0" w:name="OLE_LINK2"/>
             <w:r>
               <w:rPr>
-                <w:rFonts w:ascii="Arial Narrow" w:hAnsi="Arial Narrow" w:cs="Arial"/>
                 <w:bCs/>
                 <w:sz w:val="22"/>
                 <w:szCs w:val="22"/>
@@ -889,7 +873,6 @@
             <w:bookmarkEnd w:id="0"/>
             <w:r>
               <w:rPr>
-                <w:rFonts w:ascii="Arial Narrow" w:hAnsi="Arial Narrow" w:cs="Arial"/>
                 <w:bCs/>
                 <w:sz w:val="22"/>
                 <w:szCs w:val="22"/>
@@ -3396,7 +3379,7 @@
 </file>
 
 <file path=word/endnotes.xml><?xml version="1.0" encoding="utf-8"?>
-<w:endnotes xmlns:wpc="http://schemas.microsoft.com/office/word/2010/wordprocessingCanvas" xmlns:cx="http://schemas.microsoft.com/office/drawing/2014/chartex" xmlns:cx1="http://schemas.microsoft.com/office/drawing/2015/9/8/chartex" xmlns:cx2="http://schemas.microsoft.com/office/drawing/2015/10/21/chartex" xmlns:cx3="http://schemas.microsoft.com/office/drawing/2016/5/9/chartex" xmlns:cx4="http://schemas.microsoft.com/office/drawing/2016/5/10/chartex" xmlns:cx5="http://schemas.microsoft.com/office/drawing/2016/5/11/chartex" xmlns:cx6="http://schemas.microsoft.com/office/drawing/2016/5/12/chartex" xmlns:cx7="http://schemas.microsoft.com/office/drawing/2016/5/13/chartex" xmlns:cx8="http://schemas.microsoft.com/office/drawing/2016/5/14/chartex" xmlns:mc="http://schemas.openxmlformats.org/markup-compatibility/2006" xmlns:aink="http://schemas.microsoft.com/office/drawing/2016/ink" xmlns:am3d="http://schemas.microsoft.com/office/drawing/2017/model3d" xmlns:o="urn:schemas-microsoft-com:office:office" xmlns:oel="http://schemas.microsoft.com/office/2019/extlst" xmlns:r="http://schemas.openxmlformats.org/officeDocument/2006/relationships" xmlns:m="http://schemas.openxmlformats.org/officeDocument/2006/math" xmlns:v="urn:schemas-microsoft-com:vml" xmlns:wp14="http://schemas.microsoft.com/office/word/2010/wordprocessingDrawing" xmlns:wp="http://schemas.openxmlformats.org/drawingml/2006/wordprocessingDrawing" xmlns:w10="urn:schemas-microsoft-com:office:word" xmlns:w="http://schemas.openxmlformats.org/wordprocessingml/2006/main" xmlns:w14="http://schemas.microsoft.com/office/word/2010/wordml" xmlns:w15="http://schemas.microsoft.com/office/word/2012/wordml" xmlns:w16cei="http://schemas.microsoft.com/office/word/2026/wordml/cei" xmlns:w16cex="http://schemas.microsoft.com/office/word/2018/wordml/cex" xmlns:w16cid="http://schemas.microsoft.com/office/word/2016/wordml/cid" xmlns:w16="http://schemas.microsoft.com/office/word/2018/wordml" xmlns:w16du="http://schemas.microsoft.com/office/word/2023/wordml/word16du" xmlns:w16sdtdh="http://schemas.microsoft.com/office/word/2020/wordml/sdtdatahash" xmlns:w16sdtfl="http://schemas.microsoft.com/office/word/2024/wordml/sdtformatlock" xmlns:w16se="http://schemas.microsoft.com/office/word/2015/wordml/symex" xmlns:wpg="http://schemas.microsoft.com/office/word/2010/wordprocessingGroup" xmlns:wpi="http://schemas.microsoft.com/office/word/2010/wordprocessingInk" xmlns:wne="http://schemas.microsoft.com/office/word/2006/wordml" xmlns:wps="http://schemas.microsoft.com/office/word/2010/wordprocessingShape" mc:Ignorable="w14 w15 w16se w16cid w16 w16cex w16sdtdh w16sdtfl w16du wp14">
+<w:endnotes xmlns:wpc="http://schemas.microsoft.com/office/word/2010/wordprocessingCanvas" xmlns:cx="http://schemas.microsoft.com/office/drawing/2014/chartex" xmlns:cx1="http://schemas.microsoft.com/office/drawing/2015/9/8/chartex" xmlns:cx2="http://schemas.microsoft.com/office/drawing/2015/10/21/chartex" xmlns:cx3="http://schemas.microsoft.com/office/drawing/2016/5/9/chartex" xmlns:cx4="http://schemas.microsoft.com/office/drawing/2016/5/10/chartex" xmlns:cx5="http://schemas.microsoft.com/office/drawing/2016/5/11/chartex" xmlns:cx6="http://schemas.microsoft.com/office/drawing/2016/5/12/chartex" xmlns:cx7="http://schemas.microsoft.com/office/drawing/2016/5/13/chartex" xmlns:cx8="http://schemas.microsoft.com/office/drawing/2016/5/14/chartex" xmlns:mc="http://schemas.openxmlformats.org/markup-compatibility/2006" xmlns:aink="http://schemas.microsoft.com/office/drawing/2016/ink" xmlns:am3d="http://schemas.microsoft.com/office/drawing/2017/model3d" xmlns:o="urn:schemas-microsoft-com:office:office" xmlns:oel="http://schemas.microsoft.com/office/2019/extlst" xmlns:r="http://schemas.openxmlformats.org/officeDocument/2006/relationships" xmlns:m="http://schemas.openxmlformats.org/officeDocument/2006/math" xmlns:v="urn:schemas-microsoft-com:vml" xmlns:wp14="http://schemas.microsoft.com/office/word/2010/wordprocessingDrawing" xmlns:wp="http://schemas.openxmlformats.org/drawingml/2006/wordprocessingDrawing" xmlns:w10="urn:schemas-microsoft-com:office:word" xmlns:w="http://schemas.openxmlformats.org/wordprocessingml/2006/main" xmlns:w14="http://schemas.microsoft.com/office/word/2010/wordml" xmlns:w15="http://schemas.microsoft.com/office/word/2012/wordml" xmlns:w16cex="http://schemas.microsoft.com/office/word/2018/wordml/cex" xmlns:w16cid="http://schemas.microsoft.com/office/word/2016/wordml/cid" xmlns:w16="http://schemas.microsoft.com/office/word/2018/wordml" xmlns:w16du="http://schemas.microsoft.com/office/word/2023/wordml/word16du" xmlns:w16sdtdh="http://schemas.microsoft.com/office/word/2020/wordml/sdtdatahash" xmlns:w16sdtfl="http://schemas.microsoft.com/office/word/2024/wordml/sdtformatlock" xmlns:w16se="http://schemas.microsoft.com/office/word/2015/wordml/symex" xmlns:wpg="http://schemas.microsoft.com/office/word/2010/wordprocessingGroup" xmlns:wpi="http://schemas.microsoft.com/office/word/2010/wordprocessingInk" xmlns:wne="http://schemas.microsoft.com/office/word/2006/wordml" xmlns:wps="http://schemas.microsoft.com/office/word/2010/wordprocessingShape" mc:Ignorable="w14 w15 w16se w16cid w16 w16cex w16sdtdh w16sdtfl w16du wp14">
   <w:endnote w:type="separator" w:id="-1">
     <w:p>
       <w:r>
@@ -3415,7 +3398,7 @@
 </file>
 
 <file path=word/footer1.xml><?xml version="1.0" encoding="utf-8"?>
-<w:ftr xmlns:wpc="http://schemas.microsoft.com/office/word/2010/wordprocessingCanvas" xmlns:cx="http://schemas.microsoft.com/office/drawing/2014/chartex" xmlns:cx1="http://schemas.microsoft.com/office/drawing/2015/9/8/chartex" xmlns:cx2="http://schemas.microsoft.com/office/drawing/2015/10/21/chartex" xmlns:cx3="http://schemas.microsoft.com/office/drawing/2016/5/9/chartex" xmlns:cx4="http://schemas.microsoft.com/office/drawing/2016/5/10/chartex" xmlns:cx5="http://schemas.microsoft.com/office/drawing/2016/5/11/chartex" xmlns:cx6="http://schemas.microsoft.com/office/drawing/2016/5/12/chartex" xmlns:cx7="http://schemas.microsoft.com/office/drawing/2016/5/13/chartex" xmlns:cx8="http://schemas.microsoft.com/office/drawing/2016/5/14/chartex" xmlns:mc="http://schemas.openxmlformats.org/markup-compatibility/2006" xmlns:aink="http://schemas.microsoft.com/office/drawing/2016/ink" xmlns:am3d="http://schemas.microsoft.com/office/drawing/2017/model3d" xmlns:o="urn:schemas-microsoft-com:office:office" xmlns:oel="http://schemas.microsoft.com/office/2019/extlst" xmlns:r="http://schemas.openxmlformats.org/officeDocument/2006/relationships" xmlns:m="http://schemas.openxmlformats.org/officeDocument/2006/math" xmlns:v="urn:schemas-microsoft-com:vml" xmlns:wp14="http://schemas.microsoft.com/office/word/2010/wordprocessingDrawing" xmlns:wp="http://schemas.openxmlformats.org/drawingml/2006/wordprocessingDrawing" xmlns:w10="urn:schemas-microsoft-com:office:word" xmlns:w="http://schemas.openxmlformats.org/wordprocessingml/2006/main" xmlns:w14="http://schemas.microsoft.com/office/word/2010/wordml" xmlns:w15="http://schemas.microsoft.com/office/word/2012/wordml" xmlns:w16cei="http://schemas.microsoft.com/office/word/2026/wordml/cei" xmlns:w16cex="http://schemas.microsoft.com/office/word/2018/wordml/cex" xmlns:w16cid="http://schemas.microsoft.com/office/word/2016/wordml/cid" xmlns:w16="http://schemas.microsoft.com/office/word/2018/wordml" xmlns:w16du="http://schemas.microsoft.com/office/word/2023/wordml/word16du" xmlns:w16sdtdh="http://schemas.microsoft.com/office/word/2020/wordml/sdtdatahash" xmlns:w16sdtfl="http://schemas.microsoft.com/office/word/2024/wordml/sdtformatlock" xmlns:w16se="http://schemas.microsoft.com/office/word/2015/wordml/symex" xmlns:wpg="http://schemas.microsoft.com/office/word/2010/wordprocessingGroup" xmlns:wpi="http://schemas.microsoft.com/office/word/2010/wordprocessingInk" xmlns:wne="http://schemas.microsoft.com/office/word/2006/wordml" xmlns:wps="http://schemas.microsoft.com/office/word/2010/wordprocessingShape" mc:Ignorable="w14 w15 w16se w16cid w16 w16cex w16sdtdh w16sdtfl w16du wp14">
+<w:ftr xmlns:wpc="http://schemas.microsoft.com/office/word/2010/wordprocessingCanvas" xmlns:cx="http://schemas.microsoft.com/office/drawing/2014/chartex" xmlns:cx1="http://schemas.microsoft.com/office/drawing/2015/9/8/chartex" xmlns:cx2="http://schemas.microsoft.com/office/drawing/2015/10/21/chartex" xmlns:cx3="http://schemas.microsoft.com/office/drawing/2016/5/9/chartex" xmlns:cx4="http://schemas.microsoft.com/office/drawing/2016/5/10/chartex" xmlns:cx5="http://schemas.microsoft.com/office/drawing/2016/5/11/chartex" xmlns:cx6="http://schemas.microsoft.com/office/drawing/2016/5/12/chartex" xmlns:cx7="http://schemas.microsoft.com/office/drawing/2016/5/13/chartex" xmlns:cx8="http://schemas.microsoft.com/office/drawing/2016/5/14/chartex" xmlns:mc="http://schemas.openxmlformats.org/markup-compatibility/2006" xmlns:aink="http://schemas.microsoft.com/office/drawing/2016/ink" xmlns:am3d="http://schemas.microsoft.com/office/drawing/2017/model3d" xmlns:o="urn:schemas-microsoft-com:office:office" xmlns:oel="http://schemas.microsoft.com/office/2019/extlst" xmlns:r="http://schemas.openxmlformats.org/officeDocument/2006/relationships" xmlns:m="http://schemas.openxmlformats.org/officeDocument/2006/math" xmlns:v="urn:schemas-microsoft-com:vml" xmlns:wp14="http://schemas.microsoft.com/office/word/2010/wordprocessingDrawing" xmlns:wp="http://schemas.openxmlformats.org/drawingml/2006/wordprocessingDrawing" xmlns:w10="urn:schemas-microsoft-com:office:word" xmlns:w="http://schemas.openxmlformats.org/wordprocessingml/2006/main" xmlns:w14="http://schemas.microsoft.com/office/word/2010/wordml" xmlns:w15="http://schemas.microsoft.com/office/word/2012/wordml" xmlns:w16cex="http://schemas.microsoft.com/office/word/2018/wordml/cex" xmlns:w16cid="http://schemas.microsoft.com/office/word/2016/wordml/cid" xmlns:w16="http://schemas.microsoft.com/office/word/2018/wordml" xmlns:w16du="http://schemas.microsoft.com/office/word/2023/wordml/word16du" xmlns:w16sdtdh="http://schemas.microsoft.com/office/word/2020/wordml/sdtdatahash" xmlns:w16sdtfl="http://schemas.microsoft.com/office/word/2024/wordml/sdtformatlock" xmlns:w16se="http://schemas.microsoft.com/office/word/2015/wordml/symex" xmlns:wpg="http://schemas.microsoft.com/office/word/2010/wordprocessingGroup" xmlns:wpi="http://schemas.microsoft.com/office/word/2010/wordprocessingInk" xmlns:wne="http://schemas.microsoft.com/office/word/2006/wordml" xmlns:wps="http://schemas.microsoft.com/office/word/2010/wordprocessingShape" mc:Ignorable="w14 w15 w16se w16cid w16 w16cex w16sdtdh w16sdtfl w16du wp14">
   <w:p>
     <w:pPr>
       <w:pStyle w:val="Piedepgina"/>
@@ -3425,7 +3408,7 @@
 </file>
 
 <file path=word/footer2.xml><?xml version="1.0" encoding="utf-8"?>
-<w:ftr xmlns:wpc="http://schemas.microsoft.com/office/word/2010/wordprocessingCanvas" xmlns:cx="http://schemas.microsoft.com/office/drawing/2014/chartex" xmlns:cx1="http://schemas.microsoft.com/office/drawing/2015/9/8/chartex" xmlns:cx2="http://schemas.microsoft.com/office/drawing/2015/10/21/chartex" xmlns:cx3="http://schemas.microsoft.com/office/drawing/2016/5/9/chartex" xmlns:cx4="http://schemas.microsoft.com/office/drawing/2016/5/10/chartex" xmlns:cx5="http://schemas.microsoft.com/office/drawing/2016/5/11/chartex" xmlns:cx6="http://schemas.microsoft.com/office/drawing/2016/5/12/chartex" xmlns:cx7="http://schemas.microsoft.com/office/drawing/2016/5/13/chartex" xmlns:cx8="http://schemas.microsoft.com/office/drawing/2016/5/14/chartex" xmlns:mc="http://schemas.openxmlformats.org/markup-compatibility/2006" xmlns:aink="http://schemas.microsoft.com/office/drawing/2016/ink" xmlns:am3d="http://schemas.microsoft.com/office/drawing/2017/model3d" xmlns:o="urn:schemas-microsoft-com:office:office" xmlns:oel="http://schemas.microsoft.com/office/2019/extlst" xmlns:r="http://schemas.openxmlformats.org/officeDocument/2006/relationships" xmlns:m="http://schemas.openxmlformats.org/officeDocument/2006/math" xmlns:v="urn:schemas-microsoft-com:vml" xmlns:wp14="http://schemas.microsoft.com/office/word/2010/wordprocessingDrawing" xmlns:wp="http://schemas.openxmlformats.org/drawingml/2006/wordprocessingDrawing" xmlns:w10="urn:schemas-microsoft-com:office:word" xmlns:w="http://schemas.openxmlformats.org/wordprocessingml/2006/main" xmlns:w14="http://schemas.microsoft.com/office/word/2010/wordml" xmlns:w15="http://schemas.microsoft.com/office/word/2012/wordml" xmlns:w16cei="http://schemas.microsoft.com/office/word/2026/wordml/cei" xmlns:w16cex="http://schemas.microsoft.com/office/word/2018/wordml/cex" xmlns:w16cid="http://schemas.microsoft.com/office/word/2016/wordml/cid" xmlns:w16="http://schemas.microsoft.com/office/word/2018/wordml" xmlns:w16du="http://schemas.microsoft.com/office/word/2023/wordml/word16du" xmlns:w16sdtdh="http://schemas.microsoft.com/office/word/2020/wordml/sdtdatahash" xmlns:w16sdtfl="http://schemas.microsoft.com/office/word/2024/wordml/sdtformatlock" xmlns:w16se="http://schemas.microsoft.com/office/word/2015/wordml/symex" xmlns:wpg="http://schemas.microsoft.com/office/word/2010/wordprocessingGroup" xmlns:wpi="http://schemas.microsoft.com/office/word/2010/wordprocessingInk" xmlns:wne="http://schemas.microsoft.com/office/word/2006/wordml" xmlns:wps="http://schemas.microsoft.com/office/word/2010/wordprocessingShape" mc:Ignorable="w14 w15 w16se w16cid w16 w16cex w16sdtdh w16sdtfl w16du wp14">
+<w:ftr xmlns:wpc="http://schemas.microsoft.com/office/word/2010/wordprocessingCanvas" xmlns:cx="http://schemas.microsoft.com/office/drawing/2014/chartex" xmlns:cx1="http://schemas.microsoft.com/office/drawing/2015/9/8/chartex" xmlns:cx2="http://schemas.microsoft.com/office/drawing/2015/10/21/chartex" xmlns:cx3="http://schemas.microsoft.com/office/drawing/2016/5/9/chartex" xmlns:cx4="http://schemas.microsoft.com/office/drawing/2016/5/10/chartex" xmlns:cx5="http://schemas.microsoft.com/office/drawing/2016/5/11/chartex" xmlns:cx6="http://schemas.microsoft.com/office/drawing/2016/5/12/chartex" xmlns:cx7="http://schemas.microsoft.com/office/drawing/2016/5/13/chartex" xmlns:cx8="http://schemas.microsoft.com/office/drawing/2016/5/14/chartex" xmlns:mc="http://schemas.openxmlformats.org/markup-compatibility/2006" xmlns:aink="http://schemas.microsoft.com/office/drawing/2016/ink" xmlns:am3d="http://schemas.microsoft.com/office/drawing/2017/model3d" xmlns:o="urn:schemas-microsoft-com:office:office" xmlns:oel="http://schemas.microsoft.com/office/2019/extlst" xmlns:r="http://schemas.openxmlformats.org/officeDocument/2006/relationships" xmlns:m="http://schemas.openxmlformats.org/officeDocument/2006/math" xmlns:v="urn:schemas-microsoft-com:vml" xmlns:wp14="http://schemas.microsoft.com/office/word/2010/wordprocessingDrawing" xmlns:wp="http://schemas.openxmlformats.org/drawingml/2006/wordprocessingDrawing" xmlns:w10="urn:schemas-microsoft-com:office:word" xmlns:w="http://schemas.openxmlformats.org/wordprocessingml/2006/main" xmlns:w14="http://schemas.microsoft.com/office/word/2010/wordml" xmlns:w15="http://schemas.microsoft.com/office/word/2012/wordml" xmlns:w16cex="http://schemas.microsoft.com/office/word/2018/wordml/cex" xmlns:w16cid="http://schemas.microsoft.com/office/word/2016/wordml/cid" xmlns:w16="http://schemas.microsoft.com/office/word/2018/wordml" xmlns:w16du="http://schemas.microsoft.com/office/word/2023/wordml/word16du" xmlns:w16sdtdh="http://schemas.microsoft.com/office/word/2020/wordml/sdtdatahash" xmlns:w16sdtfl="http://schemas.microsoft.com/office/word/2024/wordml/sdtformatlock" xmlns:w16se="http://schemas.microsoft.com/office/word/2015/wordml/symex" xmlns:wpg="http://schemas.microsoft.com/office/word/2010/wordprocessingGroup" xmlns:wpi="http://schemas.microsoft.com/office/word/2010/wordprocessingInk" xmlns:wne="http://schemas.microsoft.com/office/word/2006/wordml" xmlns:wps="http://schemas.microsoft.com/office/word/2010/wordprocessingShape" mc:Ignorable="w14 w15 w16se w16cid w16 w16cex w16sdtdh w16sdtfl w16du wp14">
   <w:tbl>
     <w:tblPr>
       <w:tblW w:w="10508" w:type="dxa"/>
@@ -3671,7 +3654,7 @@
 </file>
 
 <file path=word/footer3.xml><?xml version="1.0" encoding="utf-8"?>
-<w:ftr xmlns:wpc="http://schemas.microsoft.com/office/word/2010/wordprocessingCanvas" xmlns:cx="http://schemas.microsoft.com/office/drawing/2014/chartex" xmlns:cx1="http://schemas.microsoft.com/office/drawing/2015/9/8/chartex" xmlns:cx2="http://schemas.microsoft.com/office/drawing/2015/10/21/chartex" xmlns:cx3="http://schemas.microsoft.com/office/drawing/2016/5/9/chartex" xmlns:cx4="http://schemas.microsoft.com/office/drawing/2016/5/10/chartex" xmlns:cx5="http://schemas.microsoft.com/office/drawing/2016/5/11/chartex" xmlns:cx6="http://schemas.microsoft.com/office/drawing/2016/5/12/chartex" xmlns:cx7="http://schemas.microsoft.com/office/drawing/2016/5/13/chartex" xmlns:cx8="http://schemas.microsoft.com/office/drawing/2016/5/14/chartex" xmlns:mc="http://schemas.openxmlformats.org/markup-compatibility/2006" xmlns:aink="http://schemas.microsoft.com/office/drawing/2016/ink" xmlns:am3d="http://schemas.microsoft.com/office/drawing/2017/model3d" xmlns:o="urn:schemas-microsoft-com:office:office" xmlns:oel="http://schemas.microsoft.com/office/2019/extlst" xmlns:r="http://schemas.openxmlformats.org/officeDocument/2006/relationships" xmlns:m="http://schemas.openxmlformats.org/officeDocument/2006/math" xmlns:v="urn:schemas-microsoft-com:vml" xmlns:wp14="http://schemas.microsoft.com/office/word/2010/wordprocessingDrawing" xmlns:wp="http://schemas.openxmlformats.org/drawingml/2006/wordprocessingDrawing" xmlns:w10="urn:schemas-microsoft-com:office:word" xmlns:w="http://schemas.openxmlformats.org/wordprocessingml/2006/main" xmlns:w14="http://schemas.microsoft.com/office/word/2010/wordml" xmlns:w15="http://schemas.microsoft.com/office/word/2012/wordml" xmlns:w16cei="http://schemas.microsoft.com/office/word/2026/wordml/cei" xmlns:w16cex="http://schemas.microsoft.com/office/word/2018/wordml/cex" xmlns:w16cid="http://schemas.microsoft.com/office/word/2016/wordml/cid" xmlns:w16="http://schemas.microsoft.com/office/word/2018/wordml" xmlns:w16du="http://schemas.microsoft.com/office/word/2023/wordml/word16du" xmlns:w16sdtdh="http://schemas.microsoft.com/office/word/2020/wordml/sdtdatahash" xmlns:w16sdtfl="http://schemas.microsoft.com/office/word/2024/wordml/sdtformatlock" xmlns:w16se="http://schemas.microsoft.com/office/word/2015/wordml/symex" xmlns:wpg="http://schemas.microsoft.com/office/word/2010/wordprocessingGroup" xmlns:wpi="http://schemas.microsoft.com/office/word/2010/wordprocessingInk" xmlns:wne="http://schemas.microsoft.com/office/word/2006/wordml" xmlns:wps="http://schemas.microsoft.com/office/word/2010/wordprocessingShape" mc:Ignorable="w14 w15 w16se w16cid w16 w16cex w16sdtdh w16sdtfl w16du wp14">
+<w:ftr xmlns:wpc="http://schemas.microsoft.com/office/word/2010/wordprocessingCanvas" xmlns:cx="http://schemas.microsoft.com/office/drawing/2014/chartex" xmlns:cx1="http://schemas.microsoft.com/office/drawing/2015/9/8/chartex" xmlns:cx2="http://schemas.microsoft.com/office/drawing/2015/10/21/chartex" xmlns:cx3="http://schemas.microsoft.com/office/drawing/2016/5/9/chartex" xmlns:cx4="http://schemas.microsoft.com/office/drawing/2016/5/10/chartex" xmlns:cx5="http://schemas.microsoft.com/office/drawing/2016/5/11/chartex" xmlns:cx6="http://schemas.microsoft.com/office/drawing/2016/5/12/chartex" xmlns:cx7="http://schemas.microsoft.com/office/drawing/2016/5/13/chartex" xmlns:cx8="http://schemas.microsoft.com/office/drawing/2016/5/14/chartex" xmlns:mc="http://schemas.openxmlformats.org/markup-compatibility/2006" xmlns:aink="http://schemas.microsoft.com/office/drawing/2016/ink" xmlns:am3d="http://schemas.microsoft.com/office/drawing/2017/model3d" xmlns:o="urn:schemas-microsoft-com:office:office" xmlns:oel="http://schemas.microsoft.com/office/2019/extlst" xmlns:r="http://schemas.openxmlformats.org/officeDocument/2006/relationships" xmlns:m="http://schemas.openxmlformats.org/officeDocument/2006/math" xmlns:v="urn:schemas-microsoft-com:vml" xmlns:wp14="http://schemas.microsoft.com/office/word/2010/wordprocessingDrawing" xmlns:wp="http://schemas.openxmlformats.org/drawingml/2006/wordprocessingDrawing" xmlns:w10="urn:schemas-microsoft-com:office:word" xmlns:w="http://schemas.openxmlformats.org/wordprocessingml/2006/main" xmlns:w14="http://schemas.microsoft.com/office/word/2010/wordml" xmlns:w15="http://schemas.microsoft.com/office/word/2012/wordml" xmlns:w16cex="http://schemas.microsoft.com/office/word/2018/wordml/cex" xmlns:w16cid="http://schemas.microsoft.com/office/word/2016/wordml/cid" xmlns:w16="http://schemas.microsoft.com/office/word/2018/wordml" xmlns:w16du="http://schemas.microsoft.com/office/word/2023/wordml/word16du" xmlns:w16sdtdh="http://schemas.microsoft.com/office/word/2020/wordml/sdtdatahash" xmlns:w16sdtfl="http://schemas.microsoft.com/office/word/2024/wordml/sdtformatlock" xmlns:w16se="http://schemas.microsoft.com/office/word/2015/wordml/symex" xmlns:wpg="http://schemas.microsoft.com/office/word/2010/wordprocessingGroup" xmlns:wpi="http://schemas.microsoft.com/office/word/2010/wordprocessingInk" xmlns:wne="http://schemas.microsoft.com/office/word/2006/wordml" xmlns:wps="http://schemas.microsoft.com/office/word/2010/wordprocessingShape" mc:Ignorable="w14 w15 w16se w16cid w16 w16cex w16sdtdh w16sdtfl w16du wp14">
   <w:p>
     <w:pPr>
       <w:pStyle w:val="Piedepgina"/>
@@ -3681,7 +3664,7 @@
 </file>
 
 <file path=word/footnotes.xml><?xml version="1.0" encoding="utf-8"?>
-<w:footnotes xmlns:wpc="http://schemas.microsoft.com/office/word/2010/wordprocessingCanvas" xmlns:cx="http://schemas.microsoft.com/office/drawing/2014/chartex" xmlns:cx1="http://schemas.microsoft.com/office/drawing/2015/9/8/chartex" xmlns:cx2="http://schemas.microsoft.com/office/drawing/2015/10/21/chartex" xmlns:cx3="http://schemas.microsoft.com/office/drawing/2016/5/9/chartex" xmlns:cx4="http://schemas.microsoft.com/office/drawing/2016/5/10/chartex" xmlns:cx5="http://schemas.microsoft.com/office/drawing/2016/5/11/chartex" xmlns:cx6="http://schemas.microsoft.com/office/drawing/2016/5/12/chartex" xmlns:cx7="http://schemas.microsoft.com/office/drawing/2016/5/13/chartex" xmlns:cx8="http://schemas.microsoft.com/office/drawing/2016/5/14/chartex" xmlns:mc="http://schemas.openxmlformats.org/markup-compatibility/2006" xmlns:aink="http://schemas.microsoft.com/office/drawing/2016/ink" xmlns:am3d="http://schemas.microsoft.com/office/drawing/2017/model3d" xmlns:o="urn:schemas-microsoft-com:office:office" xmlns:oel="http://schemas.microsoft.com/office/2019/extlst" xmlns:r="http://schemas.openxmlformats.org/officeDocument/2006/relationships" xmlns:m="http://schemas.openxmlformats.org/officeDocument/2006/math" xmlns:v="urn:schemas-microsoft-com:vml" xmlns:wp14="http://schemas.microsoft.com/office/word/2010/wordprocessingDrawing" xmlns:wp="http://schemas.openxmlformats.org/drawingml/2006/wordprocessingDrawing" xmlns:w10="urn:schemas-microsoft-com:office:word" xmlns:w="http://schemas.openxmlformats.org/wordprocessingml/2006/main" xmlns:w14="http://schemas.microsoft.com/office/word/2010/wordml" xmlns:w15="http://schemas.microsoft.com/office/word/2012/wordml" xmlns:w16cei="http://schemas.microsoft.com/office/word/2026/wordml/cei" xmlns:w16cex="http://schemas.microsoft.com/office/word/2018/wordml/cex" xmlns:w16cid="http://schemas.microsoft.com/office/word/2016/wordml/cid" xmlns:w16="http://schemas.microsoft.com/office/word/2018/wordml" xmlns:w16du="http://schemas.microsoft.com/office/word/2023/wordml/word16du" xmlns:w16sdtdh="http://schemas.microsoft.com/office/word/2020/wordml/sdtdatahash" xmlns:w16sdtfl="http://schemas.microsoft.com/office/word/2024/wordml/sdtformatlock" xmlns:w16se="http://schemas.microsoft.com/office/word/2015/wordml/symex" xmlns:wpg="http://schemas.microsoft.com/office/word/2010/wordprocessingGroup" xmlns:wpi="http://schemas.microsoft.com/office/word/2010/wordprocessingInk" xmlns:wne="http://schemas.microsoft.com/office/word/2006/wordml" xmlns:wps="http://schemas.microsoft.com/office/word/2010/wordprocessingShape" mc:Ignorable="w14 w15 w16se w16cid w16 w16cex w16sdtdh w16sdtfl w16du wp14">
+<w:footnotes xmlns:wpc="http://schemas.microsoft.com/office/word/2010/wordprocessingCanvas" xmlns:cx="http://schemas.microsoft.com/office/drawing/2014/chartex" xmlns:cx1="http://schemas.microsoft.com/office/drawing/2015/9/8/chartex" xmlns:cx2="http://schemas.microsoft.com/office/drawing/2015/10/21/chartex" xmlns:cx3="http://schemas.microsoft.com/office/drawing/2016/5/9/chartex" xmlns:cx4="http://schemas.microsoft.com/office/drawing/2016/5/10/chartex" xmlns:cx5="http://schemas.microsoft.com/office/drawing/2016/5/11/chartex" xmlns:cx6="http://schemas.microsoft.com/office/drawing/2016/5/12/chartex" xmlns:cx7="http://schemas.microsoft.com/office/drawing/2016/5/13/chartex" xmlns:cx8="http://schemas.microsoft.com/office/drawing/2016/5/14/chartex" xmlns:mc="http://schemas.openxmlformats.org/markup-compatibility/2006" xmlns:aink="http://schemas.microsoft.com/office/drawing/2016/ink" xmlns:am3d="http://schemas.microsoft.com/office/drawing/2017/model3d" xmlns:o="urn:schemas-microsoft-com:office:office" xmlns:oel="http://schemas.microsoft.com/office/2019/extlst" xmlns:r="http://schemas.openxmlformats.org/officeDocument/2006/relationships" xmlns:m="http://schemas.openxmlformats.org/officeDocument/2006/math" xmlns:v="urn:schemas-microsoft-com:vml" xmlns:wp14="http://schemas.microsoft.com/office/word/2010/wordprocessingDrawing" xmlns:wp="http://schemas.openxmlformats.org/drawingml/2006/wordprocessingDrawing" xmlns:w10="urn:schemas-microsoft-com:office:word" xmlns:w="http://schemas.openxmlformats.org/wordprocessingml/2006/main" xmlns:w14="http://schemas.microsoft.com/office/word/2010/wordml" xmlns:w15="http://schemas.microsoft.com/office/word/2012/wordml" xmlns:w16cex="http://schemas.microsoft.com/office/word/2018/wordml/cex" xmlns:w16cid="http://schemas.microsoft.com/office/word/2016/wordml/cid" xmlns:w16="http://schemas.microsoft.com/office/word/2018/wordml" xmlns:w16du="http://schemas.microsoft.com/office/word/2023/wordml/word16du" xmlns:w16sdtdh="http://schemas.microsoft.com/office/word/2020/wordml/sdtdatahash" xmlns:w16sdtfl="http://schemas.microsoft.com/office/word/2024/wordml/sdtformatlock" xmlns:w16se="http://schemas.microsoft.com/office/word/2015/wordml/symex" xmlns:wpg="http://schemas.microsoft.com/office/word/2010/wordprocessingGroup" xmlns:wpi="http://schemas.microsoft.com/office/word/2010/wordprocessingInk" xmlns:wne="http://schemas.microsoft.com/office/word/2006/wordml" xmlns:wps="http://schemas.microsoft.com/office/word/2010/wordprocessingShape" mc:Ignorable="w14 w15 w16se w16cid w16 w16cex w16sdtdh w16sdtfl w16du wp14">
   <w:footnote w:type="separator" w:id="-1">
     <w:p>
       <w:r>
@@ -3700,7 +3683,7 @@
 </file>
 
 <file path=word/header1.xml><?xml version="1.0" encoding="utf-8"?>
-<w:hdr xmlns:wpc="http://schemas.microsoft.com/office/word/2010/wordprocessingCanvas" xmlns:cx="http://schemas.microsoft.com/office/drawing/2014/chartex" xmlns:cx1="http://schemas.microsoft.com/office/drawing/2015/9/8/chartex" xmlns:cx2="http://schemas.microsoft.com/office/drawing/2015/10/21/chartex" xmlns:cx3="http://schemas.microsoft.com/office/drawing/2016/5/9/chartex" xmlns:cx4="http://schemas.microsoft.com/office/drawing/2016/5/10/chartex" xmlns:cx5="http://schemas.microsoft.com/office/drawing/2016/5/11/chartex" xmlns:cx6="http://schemas.microsoft.com/office/drawing/2016/5/12/chartex" xmlns:cx7="http://schemas.microsoft.com/office/drawing/2016/5/13/chartex" xmlns:cx8="http://schemas.microsoft.com/office/drawing/2016/5/14/chartex" xmlns:mc="http://schemas.openxmlformats.org/markup-compatibility/2006" xmlns:aink="http://schemas.microsoft.com/office/drawing/2016/ink" xmlns:am3d="http://schemas.microsoft.com/office/drawing/2017/model3d" xmlns:o="urn:schemas-microsoft-com:office:office" xmlns:oel="http://schemas.microsoft.com/office/2019/extlst" xmlns:r="http://schemas.openxmlformats.org/officeDocument/2006/relationships" xmlns:m="http://schemas.openxmlformats.org/officeDocument/2006/math" xmlns:v="urn:schemas-microsoft-com:vml" xmlns:wp14="http://schemas.microsoft.com/office/word/2010/wordprocessingDrawing" xmlns:wp="http://schemas.openxmlformats.org/drawingml/2006/wordprocessingDrawing" xmlns:w10="urn:schemas-microsoft-com:office:word" xmlns:w="http://schemas.openxmlformats.org/wordprocessingml/2006/main" xmlns:w14="http://schemas.microsoft.com/office/word/2010/wordml" xmlns:w15="http://schemas.microsoft.com/office/word/2012/wordml" xmlns:w16cei="http://schemas.microsoft.com/office/word/2026/wordml/cei" xmlns:w16cex="http://schemas.microsoft.com/office/word/2018/wordml/cex" xmlns:w16cid="http://schemas.microsoft.com/office/word/2016/wordml/cid" xmlns:w16="http://schemas.microsoft.com/office/word/2018/wordml" xmlns:w16du="http://schemas.microsoft.com/office/word/2023/wordml/word16du" xmlns:w16sdtdh="http://schemas.microsoft.com/office/word/2020/wordml/sdtdatahash" xmlns:w16sdtfl="http://schemas.microsoft.com/office/word/2024/wordml/sdtformatlock" xmlns:w16se="http://schemas.microsoft.com/office/word/2015/wordml/symex" xmlns:wpg="http://schemas.microsoft.com/office/word/2010/wordprocessingGroup" xmlns:wpi="http://schemas.microsoft.com/office/word/2010/wordprocessingInk" xmlns:wne="http://schemas.microsoft.com/office/word/2006/wordml" xmlns:wps="http://schemas.microsoft.com/office/word/2010/wordprocessingShape" mc:Ignorable="w14 w15 w16se w16cid w16 w16cex w16sdtdh w16sdtfl w16du wp14">
+<w:hdr xmlns:wpc="http://schemas.microsoft.com/office/word/2010/wordprocessingCanvas" xmlns:cx="http://schemas.microsoft.com/office/drawing/2014/chartex" xmlns:cx1="http://schemas.microsoft.com/office/drawing/2015/9/8/chartex" xmlns:cx2="http://schemas.microsoft.com/office/drawing/2015/10/21/chartex" xmlns:cx3="http://schemas.microsoft.com/office/drawing/2016/5/9/chartex" xmlns:cx4="http://schemas.microsoft.com/office/drawing/2016/5/10/chartex" xmlns:cx5="http://schemas.microsoft.com/office/drawing/2016/5/11/chartex" xmlns:cx6="http://schemas.microsoft.com/office/drawing/2016/5/12/chartex" xmlns:cx7="http://schemas.microsoft.com/office/drawing/2016/5/13/chartex" xmlns:cx8="http://schemas.microsoft.com/office/drawing/2016/5/14/chartex" xmlns:mc="http://schemas.openxmlformats.org/markup-compatibility/2006" xmlns:aink="http://schemas.microsoft.com/office/drawing/2016/ink" xmlns:am3d="http://schemas.microsoft.com/office/drawing/2017/model3d" xmlns:o="urn:schemas-microsoft-com:office:office" xmlns:oel="http://schemas.microsoft.com/office/2019/extlst" xmlns:r="http://schemas.openxmlformats.org/officeDocument/2006/relationships" xmlns:m="http://schemas.openxmlformats.org/officeDocument/2006/math" xmlns:v="urn:schemas-microsoft-com:vml" xmlns:wp14="http://schemas.microsoft.com/office/word/2010/wordprocessingDrawing" xmlns:wp="http://schemas.openxmlformats.org/drawingml/2006/wordprocessingDrawing" xmlns:w10="urn:schemas-microsoft-com:office:word" xmlns:w="http://schemas.openxmlformats.org/wordprocessingml/2006/main" xmlns:w14="http://schemas.microsoft.com/office/word/2010/wordml" xmlns:w15="http://schemas.microsoft.com/office/word/2012/wordml" xmlns:w16cex="http://schemas.microsoft.com/office/word/2018/wordml/cex" xmlns:w16cid="http://schemas.microsoft.com/office/word/2016/wordml/cid" xmlns:w16="http://schemas.microsoft.com/office/word/2018/wordml" xmlns:w16du="http://schemas.microsoft.com/office/word/2023/wordml/word16du" xmlns:w16sdtdh="http://schemas.microsoft.com/office/word/2020/wordml/sdtdatahash" xmlns:w16sdtfl="http://schemas.microsoft.com/office/word/2024/wordml/sdtformatlock" xmlns:w16se="http://schemas.microsoft.com/office/word/2015/wordml/symex" xmlns:wpg="http://schemas.microsoft.com/office/word/2010/wordprocessingGroup" xmlns:wpi="http://schemas.microsoft.com/office/word/2010/wordprocessingInk" xmlns:wne="http://schemas.microsoft.com/office/word/2006/wordml" xmlns:wps="http://schemas.microsoft.com/office/word/2010/wordprocessingShape" mc:Ignorable="w14 w15 w16se w16cid w16 w16cex w16sdtdh w16sdtfl w16du wp14">
   <w:p>
     <w:pPr>
       <w:pStyle w:val="Encabezado"/>
@@ -3710,7 +3693,7 @@
 </file>
 
 <file path=word/header2.xml><?xml version="1.0" encoding="utf-8"?>
-<w:hdr xmlns:wpc="http://schemas.microsoft.com/office/word/2010/wordprocessingCanvas" xmlns:cx="http://schemas.microsoft.com/office/drawing/2014/chartex" xmlns:cx1="http://schemas.microsoft.com/office/drawing/2015/9/8/chartex" xmlns:cx2="http://schemas.microsoft.com/office/drawing/2015/10/21/chartex" xmlns:cx3="http://schemas.microsoft.com/office/drawing/2016/5/9/chartex" xmlns:cx4="http://schemas.microsoft.com/office/drawing/2016/5/10/chartex" xmlns:cx5="http://schemas.microsoft.com/office/drawing/2016/5/11/chartex" xmlns:cx6="http://schemas.microsoft.com/office/drawing/2016/5/12/chartex" xmlns:cx7="http://schemas.microsoft.com/office/drawing/2016/5/13/chartex" xmlns:cx8="http://schemas.microsoft.com/office/drawing/2016/5/14/chartex" xmlns:mc="http://schemas.openxmlformats.org/markup-compatibility/2006" xmlns:aink="http://schemas.microsoft.com/office/drawing/2016/ink" xmlns:am3d="http://schemas.microsoft.com/office/drawing/2017/model3d" xmlns:o="urn:schemas-microsoft-com:office:office" xmlns:oel="http://schemas.microsoft.com/office/2019/extlst" xmlns:r="http://schemas.openxmlformats.org/officeDocument/2006/relationships" xmlns:m="http://schemas.openxmlformats.org/officeDocument/2006/math" xmlns:v="urn:schemas-microsoft-com:vml" xmlns:wp14="http://schemas.microsoft.com/office/word/2010/wordprocessingDrawing" xmlns:wp="http://schemas.openxmlformats.org/drawingml/2006/wordprocessingDrawing" xmlns:w10="urn:schemas-microsoft-com:office:word" xmlns:w="http://schemas.openxmlformats.org/wordprocessingml/2006/main" xmlns:w14="http://schemas.microsoft.com/office/word/2010/wordml" xmlns:w15="http://schemas.microsoft.com/office/word/2012/wordml" xmlns:w16cei="http://schemas.microsoft.com/office/word/2026/wordml/cei" xmlns:w16cex="http://schemas.microsoft.com/office/word/2018/wordml/cex" xmlns:w16cid="http://schemas.microsoft.com/office/word/2016/wordml/cid" xmlns:w16="http://schemas.microsoft.com/office/word/2018/wordml" xmlns:w16du="http://schemas.microsoft.com/office/word/2023/wordml/word16du" xmlns:w16sdtdh="http://schemas.microsoft.com/office/word/2020/wordml/sdtdatahash" xmlns:w16sdtfl="http://schemas.microsoft.com/office/word/2024/wordml/sdtformatlock" xmlns:w16se="http://schemas.microsoft.com/office/word/2015/wordml/symex" xmlns:wpg="http://schemas.microsoft.com/office/word/2010/wordprocessingGroup" xmlns:wpi="http://schemas.microsoft.com/office/word/2010/wordprocessingInk" xmlns:wne="http://schemas.microsoft.com/office/word/2006/wordml" xmlns:wps="http://schemas.microsoft.com/office/word/2010/wordprocessingShape" mc:Ignorable="w14 w15 w16se w16cid w16 w16cex w16sdtdh w16sdtfl w16du wp14">
+<w:hdr xmlns:wpc="http://schemas.microsoft.com/office/word/2010/wordprocessingCanvas" xmlns:cx="http://schemas.microsoft.com/office/drawing/2014/chartex" xmlns:cx1="http://schemas.microsoft.com/office/drawing/2015/9/8/chartex" xmlns:cx2="http://schemas.microsoft.com/office/drawing/2015/10/21/chartex" xmlns:cx3="http://schemas.microsoft.com/office/drawing/2016/5/9/chartex" xmlns:cx4="http://schemas.microsoft.com/office/drawing/2016/5/10/chartex" xmlns:cx5="http://schemas.microsoft.com/office/drawing/2016/5/11/chartex" xmlns:cx6="http://schemas.microsoft.com/office/drawing/2016/5/12/chartex" xmlns:cx7="http://schemas.microsoft.com/office/drawing/2016/5/13/chartex" xmlns:cx8="http://schemas.microsoft.com/office/drawing/2016/5/14/chartex" xmlns:mc="http://schemas.openxmlformats.org/markup-compatibility/2006" xmlns:aink="http://schemas.microsoft.com/office/drawing/2016/ink" xmlns:am3d="http://schemas.microsoft.com/office/drawing/2017/model3d" xmlns:o="urn:schemas-microsoft-com:office:office" xmlns:oel="http://schemas.microsoft.com/office/2019/extlst" xmlns:r="http://schemas.openxmlformats.org/officeDocument/2006/relationships" xmlns:m="http://schemas.openxmlformats.org/officeDocument/2006/math" xmlns:v="urn:schemas-microsoft-com:vml" xmlns:wp14="http://schemas.microsoft.com/office/word/2010/wordprocessingDrawing" xmlns:wp="http://schemas.openxmlformats.org/drawingml/2006/wordprocessingDrawing" xmlns:w10="urn:schemas-microsoft-com:office:word" xmlns:w="http://schemas.openxmlformats.org/wordprocessingml/2006/main" xmlns:w14="http://schemas.microsoft.com/office/word/2010/wordml" xmlns:w15="http://schemas.microsoft.com/office/word/2012/wordml" xmlns:w16cex="http://schemas.microsoft.com/office/word/2018/wordml/cex" xmlns:w16cid="http://schemas.microsoft.com/office/word/2016/wordml/cid" xmlns:w16="http://schemas.microsoft.com/office/word/2018/wordml" xmlns:w16du="http://schemas.microsoft.com/office/word/2023/wordml/word16du" xmlns:w16sdtdh="http://schemas.microsoft.com/office/word/2020/wordml/sdtdatahash" xmlns:w16sdtfl="http://schemas.microsoft.com/office/word/2024/wordml/sdtformatlock" xmlns:w16se="http://schemas.microsoft.com/office/word/2015/wordml/symex" xmlns:wpg="http://schemas.microsoft.com/office/word/2010/wordprocessingGroup" xmlns:wpi="http://schemas.microsoft.com/office/word/2010/wordprocessingInk" xmlns:wne="http://schemas.microsoft.com/office/word/2006/wordml" xmlns:wps="http://schemas.microsoft.com/office/word/2010/wordprocessingShape" mc:Ignorable="w14 w15 w16se w16cid w16 w16cex w16sdtdh w16sdtfl w16du wp14">
   <w:p>
     <w:pPr>
       <w:pStyle w:val="Encabezado"/>
@@ -3758,7 +3741,7 @@
 </file>
 
 <file path=word/header3.xml><?xml version="1.0" encoding="utf-8"?>
-<w:hdr xmlns:wpc="http://schemas.microsoft.com/office/word/2010/wordprocessingCanvas" xmlns:cx="http://schemas.microsoft.com/office/drawing/2014/chartex" xmlns:cx1="http://schemas.microsoft.com/office/drawing/2015/9/8/chartex" xmlns:cx2="http://schemas.microsoft.com/office/drawing/2015/10/21/chartex" xmlns:cx3="http://schemas.microsoft.com/office/drawing/2016/5/9/chartex" xmlns:cx4="http://schemas.microsoft.com/office/drawing/2016/5/10/chartex" xmlns:cx5="http://schemas.microsoft.com/office/drawing/2016/5/11/chartex" xmlns:cx6="http://schemas.microsoft.com/office/drawing/2016/5/12/chartex" xmlns:cx7="http://schemas.microsoft.com/office/drawing/2016/5/13/chartex" xmlns:cx8="http://schemas.microsoft.com/office/drawing/2016/5/14/chartex" xmlns:mc="http://schemas.openxmlformats.org/markup-compatibility/2006" xmlns:aink="http://schemas.microsoft.com/office/drawing/2016/ink" xmlns:am3d="http://schemas.microsoft.com/office/drawing/2017/model3d" xmlns:o="urn:schemas-microsoft-com:office:office" xmlns:oel="http://schemas.microsoft.com/office/2019/extlst" xmlns:r="http://schemas.openxmlformats.org/officeDocument/2006/relationships" xmlns:m="http://schemas.openxmlformats.org/officeDocument/2006/math" xmlns:v="urn:schemas-microsoft-com:vml" xmlns:wp14="http://schemas.microsoft.com/office/word/2010/wordprocessingDrawing" xmlns:wp="http://schemas.openxmlformats.org/drawingml/2006/wordprocessingDrawing" xmlns:w10="urn:schemas-microsoft-com:office:word" xmlns:w="http://schemas.openxmlformats.org/wordprocessingml/2006/main" xmlns:w14="http://schemas.microsoft.com/office/word/2010/wordml" xmlns:w15="http://schemas.microsoft.com/office/word/2012/wordml" xmlns:w16cei="http://schemas.microsoft.com/office/word/2026/wordml/cei" xmlns:w16cex="http://schemas.microsoft.com/office/word/2018/wordml/cex" xmlns:w16cid="http://schemas.microsoft.com/office/word/2016/wordml/cid" xmlns:w16="http://schemas.microsoft.com/office/word/2018/wordml" xmlns:w16du="http://schemas.microsoft.com/office/word/2023/wordml/word16du" xmlns:w16sdtdh="http://schemas.microsoft.com/office/word/2020/wordml/sdtdatahash" xmlns:w16sdtfl="http://schemas.microsoft.com/office/word/2024/wordml/sdtformatlock" xmlns:w16se="http://schemas.microsoft.com/office/word/2015/wordml/symex" xmlns:wpg="http://schemas.microsoft.com/office/word/2010/wordprocessingGroup" xmlns:wpi="http://schemas.microsoft.com/office/word/2010/wordprocessingInk" xmlns:wne="http://schemas.microsoft.com/office/word/2006/wordml" xmlns:wps="http://schemas.microsoft.com/office/word/2010/wordprocessingShape" mc:Ignorable="w14 w15 w16se w16cid w16 w16cex w16sdtdh w16sdtfl w16du wp14">
+<w:hdr xmlns:wpc="http://schemas.microsoft.com/office/word/2010/wordprocessingCanvas" xmlns:cx="http://schemas.microsoft.com/office/drawing/2014/chartex" xmlns:cx1="http://schemas.microsoft.com/office/drawing/2015/9/8/chartex" xmlns:cx2="http://schemas.microsoft.com/office/drawing/2015/10/21/chartex" xmlns:cx3="http://schemas.microsoft.com/office/drawing/2016/5/9/chartex" xmlns:cx4="http://schemas.microsoft.com/office/drawing/2016/5/10/chartex" xmlns:cx5="http://schemas.microsoft.com/office/drawing/2016/5/11/chartex" xmlns:cx6="http://schemas.microsoft.com/office/drawing/2016/5/12/chartex" xmlns:cx7="http://schemas.microsoft.com/office/drawing/2016/5/13/chartex" xmlns:cx8="http://schemas.microsoft.com/office/drawing/2016/5/14/chartex" xmlns:mc="http://schemas.openxmlformats.org/markup-compatibility/2006" xmlns:aink="http://schemas.microsoft.com/office/drawing/2016/ink" xmlns:am3d="http://schemas.microsoft.com/office/drawing/2017/model3d" xmlns:o="urn:schemas-microsoft-com:office:office" xmlns:oel="http://schemas.microsoft.com/office/2019/extlst" xmlns:r="http://schemas.openxmlformats.org/officeDocument/2006/relationships" xmlns:m="http://schemas.openxmlformats.org/officeDocument/2006/math" xmlns:v="urn:schemas-microsoft-com:vml" xmlns:wp14="http://schemas.microsoft.com/office/word/2010/wordprocessingDrawing" xmlns:wp="http://schemas.openxmlformats.org/drawingml/2006/wordprocessingDrawing" xmlns:w10="urn:schemas-microsoft-com:office:word" xmlns:w="http://schemas.openxmlformats.org/wordprocessingml/2006/main" xmlns:w14="http://schemas.microsoft.com/office/word/2010/wordml" xmlns:w15="http://schemas.microsoft.com/office/word/2012/wordml" xmlns:w16cex="http://schemas.microsoft.com/office/word/2018/wordml/cex" xmlns:w16cid="http://schemas.microsoft.com/office/word/2016/wordml/cid" xmlns:w16="http://schemas.microsoft.com/office/word/2018/wordml" xmlns:w16du="http://schemas.microsoft.com/office/word/2023/wordml/word16du" xmlns:w16sdtdh="http://schemas.microsoft.com/office/word/2020/wordml/sdtdatahash" xmlns:w16sdtfl="http://schemas.microsoft.com/office/word/2024/wordml/sdtformatlock" xmlns:w16se="http://schemas.microsoft.com/office/word/2015/wordml/symex" xmlns:wpg="http://schemas.microsoft.com/office/word/2010/wordprocessingGroup" xmlns:wpi="http://schemas.microsoft.com/office/word/2010/wordprocessingInk" xmlns:wne="http://schemas.microsoft.com/office/word/2006/wordml" xmlns:wps="http://schemas.microsoft.com/office/word/2010/wordprocessingShape" mc:Ignorable="w14 w15 w16se w16cid w16 w16cex w16sdtdh w16sdtfl w16du wp14">
   <w:p>
     <w:pPr>
       <w:pStyle w:val="Encabezado"/>
@@ -3768,7 +3751,7 @@
 </file>
 
 <file path=word/numbering.xml><?xml version="1.0" encoding="utf-8"?>
-<w:numbering xmlns:wpc="http://schemas.microsoft.com/office/word/2010/wordprocessingCanvas" xmlns:cx="http://schemas.microsoft.com/office/drawing/2014/chartex" xmlns:cx1="http://schemas.microsoft.com/office/drawing/2015/9/8/chartex" xmlns:cx2="http://schemas.microsoft.com/office/drawing/2015/10/21/chartex" xmlns:cx3="http://schemas.microsoft.com/office/drawing/2016/5/9/chartex" xmlns:cx4="http://schemas.microsoft.com/office/drawing/2016/5/10/chartex" xmlns:cx5="http://schemas.microsoft.com/office/drawing/2016/5/11/chartex" xmlns:cx6="http://schemas.microsoft.com/office/drawing/2016/5/12/chartex" xmlns:cx7="http://schemas.microsoft.com/office/drawing/2016/5/13/chartex" xmlns:cx8="http://schemas.microsoft.com/office/drawing/2016/5/14/chartex" xmlns:mc="http://schemas.openxmlformats.org/markup-compatibility/2006" xmlns:aink="http://schemas.microsoft.com/office/drawing/2016/ink" xmlns:am3d="http://schemas.microsoft.com/office/drawing/2017/model3d" xmlns:o="urn:schemas-microsoft-com:office:office" xmlns:oel="http://schemas.microsoft.com/office/2019/extlst" xmlns:r="http://schemas.openxmlformats.org/officeDocument/2006/relationships" xmlns:m="http://schemas.openxmlformats.org/officeDocument/2006/math" xmlns:v="urn:schemas-microsoft-com:vml" xmlns:wp14="http://schemas.microsoft.com/office/word/2010/wordprocessingDrawing" xmlns:wp="http://schemas.openxmlformats.org/drawingml/2006/wordprocessingDrawing" xmlns:w10="urn:schemas-microsoft-com:office:word" xmlns:w="http://schemas.openxmlformats.org/wordprocessingml/2006/main" xmlns:w14="http://schemas.microsoft.com/office/word/2010/wordml" xmlns:w15="http://schemas.microsoft.com/office/word/2012/wordml" xmlns:w16cei="http://schemas.microsoft.com/office/word/2026/wordml/cei" xmlns:w16cex="http://schemas.microsoft.com/office/word/2018/wordml/cex" xmlns:w16cid="http://schemas.microsoft.com/office/word/2016/wordml/cid" xmlns:w16="http://schemas.microsoft.com/office/word/2018/wordml" xmlns:w16du="http://schemas.microsoft.com/office/word/2023/wordml/word16du" xmlns:w16sdtdh="http://schemas.microsoft.com/office/word/2020/wordml/sdtdatahash" xmlns:w16sdtfl="http://schemas.microsoft.com/office/word/2024/wordml/sdtformatlock" xmlns:w16se="http://schemas.microsoft.com/office/word/2015/wordml/symex" xmlns:wpg="http://schemas.microsoft.com/office/word/2010/wordprocessingGroup" xmlns:wpi="http://schemas.microsoft.com/office/word/2010/wordprocessingInk" xmlns:wne="http://schemas.microsoft.com/office/word/2006/wordml" xmlns:wps="http://schemas.microsoft.com/office/word/2010/wordprocessingShape" mc:Ignorable="w14 w15 w16se w16cid w16 w16cex w16sdtdh w16sdtfl w16du wp14">
+<w:numbering xmlns:wpc="http://schemas.microsoft.com/office/word/2010/wordprocessingCanvas" xmlns:cx="http://schemas.microsoft.com/office/drawing/2014/chartex" xmlns:cx1="http://schemas.microsoft.com/office/drawing/2015/9/8/chartex" xmlns:cx2="http://schemas.microsoft.com/office/drawing/2015/10/21/chartex" xmlns:cx3="http://schemas.microsoft.com/office/drawing/2016/5/9/chartex" xmlns:cx4="http://schemas.microsoft.com/office/drawing/2016/5/10/chartex" xmlns:cx5="http://schemas.microsoft.com/office/drawing/2016/5/11/chartex" xmlns:cx6="http://schemas.microsoft.com/office/drawing/2016/5/12/chartex" xmlns:cx7="http://schemas.microsoft.com/office/drawing/2016/5/13/chartex" xmlns:cx8="http://schemas.microsoft.com/office/drawing/2016/5/14/chartex" xmlns:mc="http://schemas.openxmlformats.org/markup-compatibility/2006" xmlns:aink="http://schemas.microsoft.com/office/drawing/2016/ink" xmlns:am3d="http://schemas.microsoft.com/office/drawing/2017/model3d" xmlns:o="urn:schemas-microsoft-com:office:office" xmlns:oel="http://schemas.microsoft.com/office/2019/extlst" xmlns:r="http://schemas.openxmlformats.org/officeDocument/2006/relationships" xmlns:m="http://schemas.openxmlformats.org/officeDocument/2006/math" xmlns:v="urn:schemas-microsoft-com:vml" xmlns:wp14="http://schemas.microsoft.com/office/word/2010/wordprocessingDrawing" xmlns:wp="http://schemas.openxmlformats.org/drawingml/2006/wordprocessingDrawing" xmlns:w10="urn:schemas-microsoft-com:office:word" xmlns:w="http://schemas.openxmlformats.org/wordprocessingml/2006/main" xmlns:w14="http://schemas.microsoft.com/office/word/2010/wordml" xmlns:w15="http://schemas.microsoft.com/office/word/2012/wordml" xmlns:w16cex="http://schemas.microsoft.com/office/word/2018/wordml/cex" xmlns:w16cid="http://schemas.microsoft.com/office/word/2016/wordml/cid" xmlns:w16="http://schemas.microsoft.com/office/word/2018/wordml" xmlns:w16du="http://schemas.microsoft.com/office/word/2023/wordml/word16du" xmlns:w16sdtdh="http://schemas.microsoft.com/office/word/2020/wordml/sdtdatahash" xmlns:w16sdtfl="http://schemas.microsoft.com/office/word/2024/wordml/sdtformatlock" xmlns:w16se="http://schemas.microsoft.com/office/word/2015/wordml/symex" xmlns:wpg="http://schemas.microsoft.com/office/word/2010/wordprocessingGroup" xmlns:wpi="http://schemas.microsoft.com/office/word/2010/wordprocessingInk" xmlns:wne="http://schemas.microsoft.com/office/word/2006/wordml" xmlns:wps="http://schemas.microsoft.com/office/word/2010/wordprocessingShape" mc:Ignorable="w14 w15 w16se w16cid w16 w16cex w16sdtdh w16sdtfl w16du wp14">
   <w:abstractNum w:abstractNumId="0" w15:restartNumberingAfterBreak="0">
     <w:nsid w:val="FFFFFFFE"/>
     <w:multiLevelType w:val="singleLevel"/>
@@ -9978,7 +9961,9 @@
 </file>
 
 <file path=customXml/item1.xml><?xml version="1.0" encoding="utf-8"?>
-<b:Sources xmlns:b="http://schemas.openxmlformats.org/officeDocument/2006/bibliography" xmlns="http://schemas.openxmlformats.org/officeDocument/2006/bibliography" SelectedStyle="\APA.XSL" StyleName="APA"/>
+<p:properties xmlns:p="http://schemas.microsoft.com/office/2006/metadata/properties" xmlns:xsi="http://www.w3.org/2001/XMLSchema-instance" xmlns:pc="http://schemas.microsoft.com/office/infopath/2007/PartnerControls">
+  <documentManagement/>
+</p:properties>
 </file>
 
 <file path=customXml/item2.xml><?xml version="1.0" encoding="utf-8"?>
@@ -10096,9 +10081,7 @@
 </file>
 
 <file path=customXml/item3.xml><?xml version="1.0" encoding="utf-8"?>
-<p:properties xmlns:p="http://schemas.microsoft.com/office/2006/metadata/properties" xmlns:xsi="http://www.w3.org/2001/XMLSchema-instance" xmlns:pc="http://schemas.microsoft.com/office/infopath/2007/PartnerControls">
-  <documentManagement/>
-</p:properties>
+<b:Sources xmlns:b="http://schemas.openxmlformats.org/officeDocument/2006/bibliography" xmlns="http://schemas.openxmlformats.org/officeDocument/2006/bibliography" SelectedStyle="\APA.XSL" StyleName="APA"/>
 </file>
 
 <file path=customXml/item4.xml><?xml version="1.0" encoding="utf-8"?>
@@ -10111,9 +10094,10 @@
 </file>
 
 <file path=customXml/itemProps1.xml><?xml version="1.0" encoding="utf-8"?>
-<ds:datastoreItem xmlns:ds="http://schemas.openxmlformats.org/officeDocument/2006/customXml" ds:itemID="{519B9EBB-F359-4FB9-B6D7-A5A5629DEF06}">
+<ds:datastoreItem xmlns:ds="http://schemas.openxmlformats.org/officeDocument/2006/customXml" ds:itemID="{EF3E0972-8A18-4F26-9B4E-0E79A737726A}">
   <ds:schemaRefs>
-    <ds:schemaRef ds:uri="http://schemas.openxmlformats.org/officeDocument/2006/bibliography"/>
+    <ds:schemaRef ds:uri="http://schemas.microsoft.com/office/2006/metadata/properties"/>
+    <ds:schemaRef ds:uri="http://schemas.microsoft.com/office/infopath/2007/PartnerControls"/>
   </ds:schemaRefs>
 </ds:datastoreItem>
 </file>
@@ -10135,10 +10119,9 @@
 </file>
 
 <file path=customXml/itemProps3.xml><?xml version="1.0" encoding="utf-8"?>
-<ds:datastoreItem xmlns:ds="http://schemas.openxmlformats.org/officeDocument/2006/customXml" ds:itemID="{EF3E0972-8A18-4F26-9B4E-0E79A737726A}">
+<ds:datastoreItem xmlns:ds="http://schemas.openxmlformats.org/officeDocument/2006/customXml" ds:itemID="{519B9EBB-F359-4FB9-B6D7-A5A5629DEF06}">
   <ds:schemaRefs>
-    <ds:schemaRef ds:uri="http://schemas.microsoft.com/office/2006/metadata/properties"/>
-    <ds:schemaRef ds:uri="http://schemas.microsoft.com/office/infopath/2007/PartnerControls"/>
+    <ds:schemaRef ds:uri="http://schemas.openxmlformats.org/officeDocument/2006/bibliography"/>
   </ds:schemaRefs>
 </ds:datastoreItem>
 </file>
